--- a/data/data.docx
+++ b/data/data.docx
@@ -1,6 +1,6 @@
 
 <file path=word/document.xml><?xml version="1.0" encoding="utf-8"?>
-<w:document xmlns:wpc="http://schemas.microsoft.com/office/word/2010/wordprocessingCanvas" xmlns:cx="http://schemas.microsoft.com/office/drawing/2014/chartex" xmlns:cx1="http://schemas.microsoft.com/office/drawing/2015/9/8/chartex" xmlns:cx2="http://schemas.microsoft.com/office/drawing/2015/10/21/chartex" xmlns:cx3="http://schemas.microsoft.com/office/drawing/2016/5/9/chartex" xmlns:cx4="http://schemas.microsoft.com/office/drawing/2016/5/10/chartex" xmlns:cx5="http://schemas.microsoft.com/office/drawing/2016/5/11/chartex" xmlns:cx6="http://schemas.microsoft.com/office/drawing/2016/5/12/chartex" xmlns:cx7="http://schemas.microsoft.com/office/drawing/2016/5/13/chartex" xmlns:cx8="http://schemas.microsoft.com/office/drawing/2016/5/14/chartex" xmlns:mc="http://schemas.openxmlformats.org/markup-compatibility/2006" xmlns:aink="http://schemas.microsoft.com/office/drawing/2016/ink" xmlns:am3d="http://schemas.microsoft.com/office/drawing/2017/model3d" xmlns:o="urn:schemas-microsoft-com:office:office" xmlns:oel="http://schemas.microsoft.com/office/2019/extlst" xmlns:r="http://schemas.openxmlformats.org/officeDocument/2006/relationships" xmlns:m="http://schemas.openxmlformats.org/officeDocument/2006/math" xmlns:v="urn:schemas-microsoft-com:vml" xmlns:wp14="http://schemas.microsoft.com/office/word/2010/wordprocessingDrawing" xmlns:wp="http://schemas.openxmlformats.org/drawingml/2006/wordprocessingDrawing" xmlns:w10="urn:schemas-microsoft-com:office:word" xmlns:w="http://schemas.openxmlformats.org/wordprocessingml/2006/main" xmlns:w14="http://schemas.microsoft.com/office/word/2010/wordml" xmlns:w15="http://schemas.microsoft.com/office/word/2012/wordml" xmlns:w16cex="http://schemas.microsoft.com/office/word/2018/wordml/cex" xmlns:w16cid="http://schemas.microsoft.com/office/word/2016/wordml/cid" xmlns:w16="http://schemas.microsoft.com/office/word/2018/wordml" xmlns:w16du="http://schemas.microsoft.com/office/word/2023/wordml/word16du" xmlns:w16sdtdh="http://schemas.microsoft.com/office/word/2020/wordml/sdtdatahash" xmlns:w16se="http://schemas.microsoft.com/office/word/2015/wordml/symex" xmlns:wpg="http://schemas.microsoft.com/office/word/2010/wordprocessingGroup" xmlns:wpi="http://schemas.microsoft.com/office/word/2010/wordprocessingInk" xmlns:wne="http://schemas.microsoft.com/office/word/2006/wordml" xmlns:wps="http://schemas.microsoft.com/office/word/2010/wordprocessingShape" mc:Ignorable="w14 w15 w16se w16cid w16 w16cex w16sdtdh w16du wp14">
+<w:document xmlns:wpc="http://schemas.microsoft.com/office/word/2010/wordprocessingCanvas" xmlns:cx="http://schemas.microsoft.com/office/drawing/2014/chartex" xmlns:cx1="http://schemas.microsoft.com/office/drawing/2015/9/8/chartex" xmlns:cx2="http://schemas.microsoft.com/office/drawing/2015/10/21/chartex" xmlns:cx3="http://schemas.microsoft.com/office/drawing/2016/5/9/chartex" xmlns:cx4="http://schemas.microsoft.com/office/drawing/2016/5/10/chartex" xmlns:cx5="http://schemas.microsoft.com/office/drawing/2016/5/11/chartex" xmlns:cx6="http://schemas.microsoft.com/office/drawing/2016/5/12/chartex" xmlns:cx7="http://schemas.microsoft.com/office/drawing/2016/5/13/chartex" xmlns:cx8="http://schemas.microsoft.com/office/drawing/2016/5/14/chartex" xmlns:mc="http://schemas.openxmlformats.org/markup-compatibility/2006" xmlns:aink="http://schemas.microsoft.com/office/drawing/2016/ink" xmlns:am3d="http://schemas.microsoft.com/office/drawing/2017/model3d" xmlns:o="urn:schemas-microsoft-com:office:office" xmlns:oel="http://schemas.microsoft.com/office/2019/extlst" xmlns:r="http://schemas.openxmlformats.org/officeDocument/2006/relationships" xmlns:m="http://schemas.openxmlformats.org/officeDocument/2006/math" xmlns:v="urn:schemas-microsoft-com:vml" xmlns:wp14="http://schemas.microsoft.com/office/word/2010/wordprocessingDrawing" xmlns:wp="http://schemas.openxmlformats.org/drawingml/2006/wordprocessingDrawing" xmlns:w10="urn:schemas-microsoft-com:office:word" xmlns:w="http://schemas.openxmlformats.org/wordprocessingml/2006/main" xmlns:w14="http://schemas.microsoft.com/office/word/2010/wordml" xmlns:w15="http://schemas.microsoft.com/office/word/2012/wordml" xmlns:w16cex="http://schemas.microsoft.com/office/word/2018/wordml/cex" xmlns:w16cid="http://schemas.microsoft.com/office/word/2016/wordml/cid" xmlns:w16="http://schemas.microsoft.com/office/word/2018/wordml" xmlns:w16du="http://schemas.microsoft.com/office/word/2023/wordml/word16du" xmlns:w16sdtdh="http://schemas.microsoft.com/office/word/2020/wordml/sdtdatahash" xmlns:w16sdtfl="http://schemas.microsoft.com/office/word/2024/wordml/sdtformatlock" xmlns:w16se="http://schemas.microsoft.com/office/word/2015/wordml/symex" xmlns:wpg="http://schemas.microsoft.com/office/word/2010/wordprocessingGroup" xmlns:wpi="http://schemas.microsoft.com/office/word/2010/wordprocessingInk" xmlns:wne="http://schemas.microsoft.com/office/word/2006/wordml" xmlns:wps="http://schemas.microsoft.com/office/word/2010/wordprocessingShape" mc:Ignorable="w14 w15 w16se w16cid w16 w16cex w16sdtdh w16sdtfl w16du wp14">
   <w:body>
     <w:p>
       <w:pPr>
@@ -301,7 +301,16 @@
           <w:szCs w:val="32"/>
           <w:lang w:val="en-US"/>
         </w:rPr>
-        <w:t>2024</w:t>
+        <w:t>20</w:t>
+      </w:r>
+      <w:r>
+        <w:rPr>
+          <w:rFonts w:ascii="Garamond" w:hAnsi="Garamond"/>
+          <w:sz w:val="32"/>
+          <w:szCs w:val="32"/>
+          <w:lang w:val="en-US"/>
+        </w:rPr>
+        <w:t>25</w:t>
       </w:r>
     </w:p>
     <w:p>
@@ -462,11 +471,13 @@
       <w:sdtPr>
         <w:rPr>
           <w:rFonts w:asciiTheme="minorHAnsi" w:eastAsiaTheme="minorHAnsi" w:hAnsiTheme="minorHAnsi" w:cstheme="minorBidi"/>
+          <w:b w:val="0"/>
+          <w:bCs w:val="0"/>
           <w:color w:val="auto"/>
           <w:kern w:val="2"/>
           <w:sz w:val="24"/>
           <w:szCs w:val="24"/>
-          <w:lang w:val="en-IT"/>
+          <w:lang/>
           <w14:ligatures w14:val="standardContextual"/>
         </w:rPr>
         <w:id w:val="1931540571"/>
@@ -477,8 +488,6 @@
       </w:sdtPr>
       <w:sdtEndPr>
         <w:rPr>
-          <w:b w:val="0"/>
-          <w:bCs w:val="0"/>
           <w:noProof/>
         </w:rPr>
       </w:sdtEndPr>
@@ -7904,7 +7913,21 @@
                 <w:rStyle w:val="Hyperlink"/>
                 <w:noProof/>
               </w:rPr>
-              <w:t>Optimization Results</w:t>
+              <w:t>Optimization Res</w:t>
+            </w:r>
+            <w:r>
+              <w:rPr>
+                <w:rStyle w:val="Hyperlink"/>
+                <w:noProof/>
+              </w:rPr>
+              <w:t>u</w:t>
+            </w:r>
+            <w:r>
+              <w:rPr>
+                <w:rStyle w:val="Hyperlink"/>
+                <w:noProof/>
+              </w:rPr>
+              <w:t>lts</w:t>
             </w:r>
             <w:r>
               <w:rPr>
@@ -8019,7 +8042,7 @@
                 <w:noProof/>
                 <w:webHidden/>
               </w:rPr>
-              <w:t>46</w:t>
+              <w:t>49</w:t>
             </w:r>
             <w:r>
               <w:rPr>
@@ -8091,7 +8114,7 @@
                 <w:noProof/>
                 <w:webHidden/>
               </w:rPr>
-              <w:t>46</w:t>
+              <w:t>49</w:t>
             </w:r>
             <w:r>
               <w:rPr>
@@ -8163,7 +8186,7 @@
                 <w:noProof/>
                 <w:webHidden/>
               </w:rPr>
-              <w:t>46</w:t>
+              <w:t>49</w:t>
             </w:r>
             <w:r>
               <w:rPr>
@@ -8235,7 +8258,7 @@
                 <w:noProof/>
                 <w:webHidden/>
               </w:rPr>
-              <w:t>47</w:t>
+              <w:t>49</w:t>
             </w:r>
             <w:r>
               <w:rPr>
@@ -9053,7 +9076,7 @@
           <w:noProof/>
         </w:rPr>
         <w:drawing>
-          <wp:inline distT="0" distB="0" distL="0" distR="0" wp14:anchorId="726A4164" wp14:editId="131F457E">
+          <wp:inline distT="0" distB="0" distL="0" distR="0" wp14:anchorId="726A4164" wp14:editId="64A65CBB">
             <wp:extent cx="5731510" cy="2143125"/>
             <wp:effectExtent l="0" t="0" r="0" b="3175"/>
             <wp:docPr id="1545203926" name="Picture 1"/>
@@ -20543,10 +20566,7 @@
       </w:pPr>
       <w:bookmarkStart w:id="69" w:name="_Toc185515176"/>
       <w:r>
-        <w:t xml:space="preserve">Detailing </w:t>
-      </w:r>
-      <w:r>
-        <w:t>Operational Challenges in the Martian Environment</w:t>
+        <w:t>Detailing Operational Challenges in the Martian Environment</w:t>
       </w:r>
       <w:bookmarkEnd w:id="69"/>
     </w:p>
@@ -25548,6 +25568,9 @@
     <w:p>
       <w:pPr>
         <w:pStyle w:val="Heading1"/>
+        <w:rPr>
+          <w:lang w:val="en-US"/>
+        </w:rPr>
       </w:pPr>
       <w:bookmarkStart w:id="101" w:name="_Toc185515208"/>
       <w:r>
@@ -25555,91 +25578,343 @@
       </w:r>
       <w:bookmarkEnd w:id="101"/>
     </w:p>
-    <w:p/>
-    <w:p>
-      <w:pPr>
-        <w:jc w:val="both"/>
-      </w:pPr>
-    </w:p>
-    <w:p>
-      <w:pPr>
-        <w:jc w:val="both"/>
-      </w:pPr>
-    </w:p>
-    <w:p>
-      <w:pPr>
-        <w:jc w:val="both"/>
-      </w:pPr>
-    </w:p>
-    <w:p>
-      <w:pPr>
-        <w:jc w:val="both"/>
-      </w:pPr>
-    </w:p>
-    <w:p>
-      <w:pPr>
-        <w:jc w:val="both"/>
-      </w:pPr>
-    </w:p>
-    <w:p>
-      <w:pPr>
-        <w:jc w:val="both"/>
-      </w:pPr>
-    </w:p>
-    <w:p>
-      <w:pPr>
-        <w:jc w:val="both"/>
-      </w:pPr>
-    </w:p>
-    <w:p>
-      <w:pPr>
-        <w:jc w:val="both"/>
-      </w:pPr>
-    </w:p>
-    <w:p>
-      <w:pPr>
-        <w:jc w:val="both"/>
-      </w:pPr>
-    </w:p>
-    <w:p>
-      <w:pPr>
-        <w:jc w:val="both"/>
-      </w:pPr>
-    </w:p>
-    <w:p>
-      <w:pPr>
-        <w:jc w:val="both"/>
-      </w:pPr>
-    </w:p>
-    <w:p>
-      <w:pPr>
-        <w:jc w:val="both"/>
-      </w:pPr>
-    </w:p>
-    <w:p>
-      <w:pPr>
-        <w:jc w:val="both"/>
-      </w:pPr>
-    </w:p>
-    <w:p>
-      <w:pPr>
-        <w:jc w:val="both"/>
-      </w:pPr>
-    </w:p>
-    <w:p>
-      <w:pPr>
-        <w:jc w:val="both"/>
-      </w:pPr>
-    </w:p>
-    <w:p>
-      <w:pPr>
-        <w:jc w:val="both"/>
-      </w:pPr>
-    </w:p>
-    <w:p>
-      <w:pPr>
-        <w:jc w:val="both"/>
-      </w:pPr>
+    <w:p>
+      <w:pPr>
+        <w:jc w:val="both"/>
+      </w:pPr>
+      <w:r>
+        <w:rPr>
+          <w:noProof/>
+        </w:rPr>
+        <w:drawing>
+          <wp:inline distT="0" distB="0" distL="0" distR="0" wp14:anchorId="2E06EBF1" wp14:editId="7EC1FB91">
+            <wp:extent cx="5731510" cy="3149600"/>
+            <wp:effectExtent l="0" t="0" r="0" b="0"/>
+            <wp:docPr id="701586442" name="Picture 1" descr="A graph showing a graph of electricity&#10;&#10;AI-generated content may be incorrect."/>
+            <wp:cNvGraphicFramePr>
+              <a:graphicFrameLocks xmlns:a="http://schemas.openxmlformats.org/drawingml/2006/main" noChangeAspect="1"/>
+            </wp:cNvGraphicFramePr>
+            <a:graphic xmlns:a="http://schemas.openxmlformats.org/drawingml/2006/main">
+              <a:graphicData uri="http://schemas.openxmlformats.org/drawingml/2006/picture">
+                <pic:pic xmlns:pic="http://schemas.openxmlformats.org/drawingml/2006/picture">
+                  <pic:nvPicPr>
+                    <pic:cNvPr id="701586442" name="Picture 1" descr="A graph showing a graph of electricity&#10;&#10;AI-generated content may be incorrect."/>
+                    <pic:cNvPicPr/>
+                  </pic:nvPicPr>
+                  <pic:blipFill>
+                    <a:blip r:embed="rId7">
+                      <a:extLst>
+                        <a:ext uri="{28A0092B-C50C-407E-A947-70E740481C1C}">
+                          <a14:useLocalDpi xmlns:a14="http://schemas.microsoft.com/office/drawing/2010/main" val="0"/>
+                        </a:ext>
+                      </a:extLst>
+                    </a:blip>
+                    <a:stretch>
+                      <a:fillRect/>
+                    </a:stretch>
+                  </pic:blipFill>
+                  <pic:spPr>
+                    <a:xfrm>
+                      <a:off x="0" y="0"/>
+                      <a:ext cx="5731510" cy="3149600"/>
+                    </a:xfrm>
+                    <a:prstGeom prst="rect">
+                      <a:avLst/>
+                    </a:prstGeom>
+                  </pic:spPr>
+                </pic:pic>
+              </a:graphicData>
+            </a:graphic>
+          </wp:inline>
+        </w:drawing>
+      </w:r>
+      <w:r>
+        <w:rPr>
+          <w:noProof/>
+        </w:rPr>
+        <w:drawing>
+          <wp:inline distT="0" distB="0" distL="0" distR="0" wp14:anchorId="2276C024" wp14:editId="72DCE6E1">
+            <wp:extent cx="5731510" cy="3553460"/>
+            <wp:effectExtent l="0" t="0" r="0" b="2540"/>
+            <wp:docPr id="1201734882" name="Picture 2" descr="A graph showing a graph of heat demand&#10;&#10;AI-generated content may be incorrect."/>
+            <wp:cNvGraphicFramePr>
+              <a:graphicFrameLocks xmlns:a="http://schemas.openxmlformats.org/drawingml/2006/main" noChangeAspect="1"/>
+            </wp:cNvGraphicFramePr>
+            <a:graphic xmlns:a="http://schemas.openxmlformats.org/drawingml/2006/main">
+              <a:graphicData uri="http://schemas.openxmlformats.org/drawingml/2006/picture">
+                <pic:pic xmlns:pic="http://schemas.openxmlformats.org/drawingml/2006/picture">
+                  <pic:nvPicPr>
+                    <pic:cNvPr id="1201734882" name="Picture 2" descr="A graph showing a graph of heat demand&#10;&#10;AI-generated content may be incorrect."/>
+                    <pic:cNvPicPr/>
+                  </pic:nvPicPr>
+                  <pic:blipFill>
+                    <a:blip r:embed="rId8">
+                      <a:extLst>
+                        <a:ext uri="{28A0092B-C50C-407E-A947-70E740481C1C}">
+                          <a14:useLocalDpi xmlns:a14="http://schemas.microsoft.com/office/drawing/2010/main" val="0"/>
+                        </a:ext>
+                      </a:extLst>
+                    </a:blip>
+                    <a:stretch>
+                      <a:fillRect/>
+                    </a:stretch>
+                  </pic:blipFill>
+                  <pic:spPr>
+                    <a:xfrm>
+                      <a:off x="0" y="0"/>
+                      <a:ext cx="5731510" cy="3553460"/>
+                    </a:xfrm>
+                    <a:prstGeom prst="rect">
+                      <a:avLst/>
+                    </a:prstGeom>
+                  </pic:spPr>
+                </pic:pic>
+              </a:graphicData>
+            </a:graphic>
+          </wp:inline>
+        </w:drawing>
+      </w:r>
+    </w:p>
+    <w:p>
+      <w:pPr>
+        <w:jc w:val="both"/>
+      </w:pPr>
+    </w:p>
+    <w:p>
+      <w:pPr>
+        <w:jc w:val="both"/>
+      </w:pPr>
+    </w:p>
+    <w:p>
+      <w:pPr>
+        <w:jc w:val="both"/>
+      </w:pPr>
+    </w:p>
+    <w:p>
+      <w:pPr>
+        <w:jc w:val="both"/>
+      </w:pPr>
+    </w:p>
+    <w:p>
+      <w:pPr>
+        <w:jc w:val="both"/>
+      </w:pPr>
+      <w:r>
+        <w:rPr>
+          <w:noProof/>
+        </w:rPr>
+        <w:lastRenderedPageBreak/>
+        <w:drawing>
+          <wp:inline distT="0" distB="0" distL="0" distR="0" wp14:anchorId="74C3C9FF" wp14:editId="2B4F1E8E">
+            <wp:extent cx="5731510" cy="4295775"/>
+            <wp:effectExtent l="0" t="0" r="0" b="0"/>
+            <wp:docPr id="381837067" name="Picture 3" descr="A pie chart with text on it&#10;&#10;AI-generated content may be incorrect."/>
+            <wp:cNvGraphicFramePr>
+              <a:graphicFrameLocks xmlns:a="http://schemas.openxmlformats.org/drawingml/2006/main" noChangeAspect="1"/>
+            </wp:cNvGraphicFramePr>
+            <a:graphic xmlns:a="http://schemas.openxmlformats.org/drawingml/2006/main">
+              <a:graphicData uri="http://schemas.openxmlformats.org/drawingml/2006/picture">
+                <pic:pic xmlns:pic="http://schemas.openxmlformats.org/drawingml/2006/picture">
+                  <pic:nvPicPr>
+                    <pic:cNvPr id="381837067" name="Picture 3" descr="A pie chart with text on it&#10;&#10;AI-generated content may be incorrect."/>
+                    <pic:cNvPicPr/>
+                  </pic:nvPicPr>
+                  <pic:blipFill>
+                    <a:blip r:embed="rId9">
+                      <a:extLst>
+                        <a:ext uri="{28A0092B-C50C-407E-A947-70E740481C1C}">
+                          <a14:useLocalDpi xmlns:a14="http://schemas.microsoft.com/office/drawing/2010/main" val="0"/>
+                        </a:ext>
+                      </a:extLst>
+                    </a:blip>
+                    <a:stretch>
+                      <a:fillRect/>
+                    </a:stretch>
+                  </pic:blipFill>
+                  <pic:spPr>
+                    <a:xfrm>
+                      <a:off x="0" y="0"/>
+                      <a:ext cx="5731510" cy="4295775"/>
+                    </a:xfrm>
+                    <a:prstGeom prst="rect">
+                      <a:avLst/>
+                    </a:prstGeom>
+                  </pic:spPr>
+                </pic:pic>
+              </a:graphicData>
+            </a:graphic>
+          </wp:inline>
+        </w:drawing>
+      </w:r>
+      <w:r>
+        <w:rPr>
+          <w:noProof/>
+        </w:rPr>
+        <w:drawing>
+          <wp:inline distT="0" distB="0" distL="0" distR="0" wp14:anchorId="2E1A6D97" wp14:editId="25E89EF1">
+            <wp:extent cx="5731510" cy="3849370"/>
+            <wp:effectExtent l="0" t="0" r="0" b="0"/>
+            <wp:docPr id="1747570514" name="Picture 4" descr="A screen shot of a graph&#10;&#10;AI-generated content may be incorrect."/>
+            <wp:cNvGraphicFramePr>
+              <a:graphicFrameLocks xmlns:a="http://schemas.openxmlformats.org/drawingml/2006/main" noChangeAspect="1"/>
+            </wp:cNvGraphicFramePr>
+            <a:graphic xmlns:a="http://schemas.openxmlformats.org/drawingml/2006/main">
+              <a:graphicData uri="http://schemas.openxmlformats.org/drawingml/2006/picture">
+                <pic:pic xmlns:pic="http://schemas.openxmlformats.org/drawingml/2006/picture">
+                  <pic:nvPicPr>
+                    <pic:cNvPr id="1747570514" name="Picture 4" descr="A screen shot of a graph&#10;&#10;AI-generated content may be incorrect."/>
+                    <pic:cNvPicPr/>
+                  </pic:nvPicPr>
+                  <pic:blipFill>
+                    <a:blip r:embed="rId10">
+                      <a:extLst>
+                        <a:ext uri="{28A0092B-C50C-407E-A947-70E740481C1C}">
+                          <a14:useLocalDpi xmlns:a14="http://schemas.microsoft.com/office/drawing/2010/main" val="0"/>
+                        </a:ext>
+                      </a:extLst>
+                    </a:blip>
+                    <a:stretch>
+                      <a:fillRect/>
+                    </a:stretch>
+                  </pic:blipFill>
+                  <pic:spPr>
+                    <a:xfrm>
+                      <a:off x="0" y="0"/>
+                      <a:ext cx="5731510" cy="3849370"/>
+                    </a:xfrm>
+                    <a:prstGeom prst="rect">
+                      <a:avLst/>
+                    </a:prstGeom>
+                  </pic:spPr>
+                </pic:pic>
+              </a:graphicData>
+            </a:graphic>
+          </wp:inline>
+        </w:drawing>
+      </w:r>
+      <w:r>
+        <w:rPr>
+          <w:noProof/>
+        </w:rPr>
+        <w:lastRenderedPageBreak/>
+        <w:drawing>
+          <wp:inline distT="0" distB="0" distL="0" distR="0" wp14:anchorId="7539A8BC" wp14:editId="68264B2E">
+            <wp:extent cx="5731510" cy="3978275"/>
+            <wp:effectExtent l="0" t="0" r="0" b="0"/>
+            <wp:docPr id="957634456" name="Picture 5" descr="A screen shot of a graph&#10;&#10;AI-generated content may be incorrect."/>
+            <wp:cNvGraphicFramePr>
+              <a:graphicFrameLocks xmlns:a="http://schemas.openxmlformats.org/drawingml/2006/main" noChangeAspect="1"/>
+            </wp:cNvGraphicFramePr>
+            <a:graphic xmlns:a="http://schemas.openxmlformats.org/drawingml/2006/main">
+              <a:graphicData uri="http://schemas.openxmlformats.org/drawingml/2006/picture">
+                <pic:pic xmlns:pic="http://schemas.openxmlformats.org/drawingml/2006/picture">
+                  <pic:nvPicPr>
+                    <pic:cNvPr id="957634456" name="Picture 5" descr="A screen shot of a graph&#10;&#10;AI-generated content may be incorrect."/>
+                    <pic:cNvPicPr/>
+                  </pic:nvPicPr>
+                  <pic:blipFill>
+                    <a:blip r:embed="rId11">
+                      <a:extLst>
+                        <a:ext uri="{28A0092B-C50C-407E-A947-70E740481C1C}">
+                          <a14:useLocalDpi xmlns:a14="http://schemas.microsoft.com/office/drawing/2010/main" val="0"/>
+                        </a:ext>
+                      </a:extLst>
+                    </a:blip>
+                    <a:stretch>
+                      <a:fillRect/>
+                    </a:stretch>
+                  </pic:blipFill>
+                  <pic:spPr>
+                    <a:xfrm>
+                      <a:off x="0" y="0"/>
+                      <a:ext cx="5731510" cy="3978275"/>
+                    </a:xfrm>
+                    <a:prstGeom prst="rect">
+                      <a:avLst/>
+                    </a:prstGeom>
+                  </pic:spPr>
+                </pic:pic>
+              </a:graphicData>
+            </a:graphic>
+          </wp:inline>
+        </w:drawing>
+      </w:r>
+    </w:p>
+    <w:p>
+      <w:pPr>
+        <w:jc w:val="both"/>
+      </w:pPr>
+    </w:p>
+    <w:p>
+      <w:pPr>
+        <w:jc w:val="both"/>
+      </w:pPr>
+    </w:p>
+    <w:p>
+      <w:pPr>
+        <w:jc w:val="both"/>
+      </w:pPr>
+    </w:p>
+    <w:p>
+      <w:pPr>
+        <w:jc w:val="both"/>
+      </w:pPr>
+    </w:p>
+    <w:p>
+      <w:pPr>
+        <w:jc w:val="both"/>
+      </w:pPr>
+    </w:p>
+    <w:p>
+      <w:pPr>
+        <w:jc w:val="both"/>
+      </w:pPr>
+      <w:r>
+        <w:rPr>
+          <w:noProof/>
+        </w:rPr>
+        <w:drawing>
+          <wp:inline distT="0" distB="0" distL="0" distR="0" wp14:anchorId="63B5017A" wp14:editId="6A50950F">
+            <wp:extent cx="5731510" cy="3108960"/>
+            <wp:effectExtent l="0" t="0" r="0" b="2540"/>
+            <wp:docPr id="1853398933" name="Picture 6" descr="A pie chart with numbers and text&#10;&#10;AI-generated content may be incorrect."/>
+            <wp:cNvGraphicFramePr>
+              <a:graphicFrameLocks xmlns:a="http://schemas.openxmlformats.org/drawingml/2006/main" noChangeAspect="1"/>
+            </wp:cNvGraphicFramePr>
+            <a:graphic xmlns:a="http://schemas.openxmlformats.org/drawingml/2006/main">
+              <a:graphicData uri="http://schemas.openxmlformats.org/drawingml/2006/picture">
+                <pic:pic xmlns:pic="http://schemas.openxmlformats.org/drawingml/2006/picture">
+                  <pic:nvPicPr>
+                    <pic:cNvPr id="1853398933" name="Picture 6" descr="A pie chart with numbers and text&#10;&#10;AI-generated content may be incorrect."/>
+                    <pic:cNvPicPr/>
+                  </pic:nvPicPr>
+                  <pic:blipFill>
+                    <a:blip r:embed="rId12" cstate="print">
+                      <a:extLst>
+                        <a:ext uri="{28A0092B-C50C-407E-A947-70E740481C1C}">
+                          <a14:useLocalDpi xmlns:a14="http://schemas.microsoft.com/office/drawing/2010/main" val="0"/>
+                        </a:ext>
+                      </a:extLst>
+                    </a:blip>
+                    <a:stretch>
+                      <a:fillRect/>
+                    </a:stretch>
+                  </pic:blipFill>
+                  <pic:spPr>
+                    <a:xfrm>
+                      <a:off x="0" y="0"/>
+                      <a:ext cx="5731510" cy="3108960"/>
+                    </a:xfrm>
+                    <a:prstGeom prst="rect">
+                      <a:avLst/>
+                    </a:prstGeom>
+                  </pic:spPr>
+                </pic:pic>
+              </a:graphicData>
+            </a:graphic>
+          </wp:inline>
+        </w:drawing>
+      </w:r>
     </w:p>
     <w:p>
       <w:pPr>
@@ -25892,6 +26167,7 @@
       </w:pPr>
       <w:bookmarkStart w:id="102" w:name="_Toc185515209"/>
       <w:r>
+        <w:lastRenderedPageBreak/>
         <w:t>References</w:t>
       </w:r>
       <w:bookmarkEnd w:id="102"/>
@@ -26386,259 +26662,259 @@
         <w:jc w:val="both"/>
       </w:pPr>
       <w:r>
+        <w:t>Geothermal Potential on Mars</w:t>
+      </w:r>
+    </w:p>
+    <w:p>
+      <w:pPr>
+        <w:jc w:val="both"/>
+      </w:pPr>
+    </w:p>
+    <w:p>
+      <w:pPr>
+        <w:pStyle w:val="ListParagraph"/>
+        <w:numPr>
+          <w:ilvl w:val="0"/>
+          <w:numId w:val="90"/>
+        </w:numPr>
+        <w:jc w:val="both"/>
+      </w:pPr>
+      <w:r>
+        <w:t>https://www.usgs.gov/media/images/geologic-map-mars</w:t>
+      </w:r>
+    </w:p>
+    <w:p>
+      <w:pPr>
+        <w:jc w:val="both"/>
+      </w:pPr>
+    </w:p>
+    <w:p>
+      <w:pPr>
+        <w:jc w:val="both"/>
+      </w:pPr>
+      <w:r>
+        <w:t>S</w:t>
+      </w:r>
+      <w:r>
+        <w:t xml:space="preserve">tandard </w:t>
+      </w:r>
+      <w:r>
+        <w:t>F</w:t>
+      </w:r>
+      <w:r>
+        <w:t xml:space="preserve">or </w:t>
+      </w:r>
+      <w:r>
+        <w:t>E</w:t>
+      </w:r>
+      <w:r>
+        <w:t xml:space="preserve">lectric </w:t>
+      </w:r>
+      <w:r>
+        <w:t>H</w:t>
+      </w:r>
+      <w:r>
+        <w:t xml:space="preserve">eating </w:t>
+      </w:r>
+      <w:r>
+        <w:t>S</w:t>
+      </w:r>
+      <w:r>
+        <w:t>ystems</w:t>
+      </w:r>
+    </w:p>
+    <w:p>
+      <w:pPr>
+        <w:jc w:val="both"/>
+      </w:pPr>
+    </w:p>
+    <w:p>
+      <w:pPr>
+        <w:pStyle w:val="ListParagraph"/>
+        <w:numPr>
+          <w:ilvl w:val="0"/>
+          <w:numId w:val="90"/>
+        </w:numPr>
+        <w:jc w:val="both"/>
+      </w:pPr>
+      <w:r>
+        <w:t>https://www.ashrae.org</w:t>
+      </w:r>
+    </w:p>
+    <w:p>
+      <w:pPr>
+        <w:jc w:val="both"/>
+      </w:pPr>
+    </w:p>
+    <w:p>
+      <w:pPr>
+        <w:jc w:val="both"/>
+      </w:pPr>
+      <w:r>
+        <w:t>Battery Storage Insights</w:t>
+      </w:r>
+    </w:p>
+    <w:p>
+      <w:pPr>
+        <w:jc w:val="both"/>
+      </w:pPr>
+    </w:p>
+    <w:p>
+      <w:pPr>
+        <w:pStyle w:val="ListParagraph"/>
+        <w:numPr>
+          <w:ilvl w:val="0"/>
+          <w:numId w:val="90"/>
+        </w:numPr>
+        <w:jc w:val="both"/>
+      </w:pPr>
+      <w:r>
+        <w:t>https://www.nrel.gov</w:t>
+      </w:r>
+    </w:p>
+    <w:p>
+      <w:pPr>
+        <w:jc w:val="both"/>
+      </w:pPr>
+    </w:p>
+    <w:p>
+      <w:pPr>
+        <w:jc w:val="both"/>
+      </w:pPr>
+      <w:r>
+        <w:t>Hydrogen Storage Insights</w:t>
+      </w:r>
+    </w:p>
+    <w:p>
+      <w:pPr>
+        <w:jc w:val="both"/>
+      </w:pPr>
+    </w:p>
+    <w:p>
+      <w:pPr>
+        <w:pStyle w:val="ListParagraph"/>
+        <w:numPr>
+          <w:ilvl w:val="0"/>
+          <w:numId w:val="90"/>
+        </w:numPr>
+        <w:jc w:val="both"/>
+      </w:pPr>
+      <w:r>
+        <w:t>https://www.iea.org/reports/the-future-of-hydrogen</w:t>
+      </w:r>
+    </w:p>
+    <w:p>
+      <w:pPr>
+        <w:jc w:val="both"/>
+      </w:pPr>
+    </w:p>
+    <w:p>
+      <w:pPr>
+        <w:jc w:val="both"/>
+      </w:pPr>
+      <w:r>
+        <w:t>Input Parameters</w:t>
+      </w:r>
+    </w:p>
+    <w:p>
+      <w:pPr>
+        <w:jc w:val="both"/>
+      </w:pPr>
+    </w:p>
+    <w:p>
+      <w:pPr>
+        <w:pStyle w:val="ListParagraph"/>
+        <w:numPr>
+          <w:ilvl w:val="0"/>
+          <w:numId w:val="90"/>
+        </w:numPr>
+        <w:jc w:val="both"/>
+      </w:pPr>
+      <w:r>
+        <w:t>https://www.iaea.org</w:t>
+      </w:r>
+    </w:p>
+    <w:p>
+      <w:pPr>
+        <w:pStyle w:val="ListParagraph"/>
+        <w:numPr>
+          <w:ilvl w:val="0"/>
+          <w:numId w:val="90"/>
+        </w:numPr>
+        <w:jc w:val="both"/>
+      </w:pPr>
+      <w:r>
+        <w:t>https://www.iea.org</w:t>
+      </w:r>
+    </w:p>
+    <w:p>
+      <w:pPr>
+        <w:pStyle w:val="ListParagraph"/>
+        <w:numPr>
+          <w:ilvl w:val="0"/>
+          <w:numId w:val="90"/>
+        </w:numPr>
+        <w:jc w:val="both"/>
+      </w:pPr>
+      <w:r>
+        <w:t>https://www.irena.org</w:t>
+      </w:r>
+    </w:p>
+    <w:p>
+      <w:pPr>
+        <w:pStyle w:val="ListParagraph"/>
+        <w:numPr>
+          <w:ilvl w:val="0"/>
+          <w:numId w:val="90"/>
+        </w:numPr>
+        <w:jc w:val="both"/>
+      </w:pPr>
+      <w:r>
+        <w:t>https://www.ashrae.org</w:t>
+      </w:r>
+    </w:p>
+    <w:p>
+      <w:pPr>
+        <w:pStyle w:val="ListParagraph"/>
+        <w:numPr>
+          <w:ilvl w:val="0"/>
+          <w:numId w:val="90"/>
+        </w:numPr>
+        <w:jc w:val="both"/>
+      </w:pPr>
+      <w:r>
+        <w:t>https://www.nrel.gov</w:t>
+      </w:r>
+    </w:p>
+    <w:p>
+      <w:pPr>
+        <w:jc w:val="both"/>
+      </w:pPr>
+    </w:p>
+    <w:p>
+      <w:pPr>
+        <w:jc w:val="both"/>
+      </w:pPr>
+      <w:r>
+        <w:t>Mars Solar Energy Research</w:t>
+      </w:r>
+    </w:p>
+    <w:p>
+      <w:pPr>
+        <w:jc w:val="both"/>
+      </w:pPr>
+    </w:p>
+    <w:p>
+      <w:pPr>
+        <w:pStyle w:val="ListParagraph"/>
+        <w:numPr>
+          <w:ilvl w:val="0"/>
+          <w:numId w:val="90"/>
+        </w:numPr>
+        <w:jc w:val="both"/>
+      </w:pPr>
+      <w:r>
         <w:lastRenderedPageBreak/>
-        <w:t>Geothermal Potential on Mars</w:t>
-      </w:r>
-    </w:p>
-    <w:p>
-      <w:pPr>
-        <w:jc w:val="both"/>
-      </w:pPr>
-    </w:p>
-    <w:p>
-      <w:pPr>
-        <w:pStyle w:val="ListParagraph"/>
-        <w:numPr>
-          <w:ilvl w:val="0"/>
-          <w:numId w:val="90"/>
-        </w:numPr>
-        <w:jc w:val="both"/>
-      </w:pPr>
-      <w:r>
-        <w:t>https://www.usgs.gov/media/images/geologic-map-mars</w:t>
-      </w:r>
-    </w:p>
-    <w:p>
-      <w:pPr>
-        <w:jc w:val="both"/>
-      </w:pPr>
-    </w:p>
-    <w:p>
-      <w:pPr>
-        <w:jc w:val="both"/>
-      </w:pPr>
-      <w:r>
-        <w:t>S</w:t>
-      </w:r>
-      <w:r>
-        <w:t xml:space="preserve">tandard </w:t>
-      </w:r>
-      <w:r>
-        <w:t>F</w:t>
-      </w:r>
-      <w:r>
-        <w:t xml:space="preserve">or </w:t>
-      </w:r>
-      <w:r>
-        <w:t>E</w:t>
-      </w:r>
-      <w:r>
-        <w:t xml:space="preserve">lectric </w:t>
-      </w:r>
-      <w:r>
-        <w:t>H</w:t>
-      </w:r>
-      <w:r>
-        <w:t xml:space="preserve">eating </w:t>
-      </w:r>
-      <w:r>
-        <w:t>S</w:t>
-      </w:r>
-      <w:r>
-        <w:t>ystems</w:t>
-      </w:r>
-    </w:p>
-    <w:p>
-      <w:pPr>
-        <w:jc w:val="both"/>
-      </w:pPr>
-    </w:p>
-    <w:p>
-      <w:pPr>
-        <w:pStyle w:val="ListParagraph"/>
-        <w:numPr>
-          <w:ilvl w:val="0"/>
-          <w:numId w:val="90"/>
-        </w:numPr>
-        <w:jc w:val="both"/>
-      </w:pPr>
-      <w:r>
-        <w:t>https://www.ashrae.org</w:t>
-      </w:r>
-    </w:p>
-    <w:p>
-      <w:pPr>
-        <w:jc w:val="both"/>
-      </w:pPr>
-    </w:p>
-    <w:p>
-      <w:pPr>
-        <w:jc w:val="both"/>
-      </w:pPr>
-      <w:r>
-        <w:t>Battery Storage Insights</w:t>
-      </w:r>
-    </w:p>
-    <w:p>
-      <w:pPr>
-        <w:jc w:val="both"/>
-      </w:pPr>
-    </w:p>
-    <w:p>
-      <w:pPr>
-        <w:pStyle w:val="ListParagraph"/>
-        <w:numPr>
-          <w:ilvl w:val="0"/>
-          <w:numId w:val="90"/>
-        </w:numPr>
-        <w:jc w:val="both"/>
-      </w:pPr>
-      <w:r>
-        <w:t>https://www.nrel.gov</w:t>
-      </w:r>
-    </w:p>
-    <w:p>
-      <w:pPr>
-        <w:jc w:val="both"/>
-      </w:pPr>
-    </w:p>
-    <w:p>
-      <w:pPr>
-        <w:jc w:val="both"/>
-      </w:pPr>
-      <w:r>
-        <w:t>Hydrogen Storage Insights</w:t>
-      </w:r>
-    </w:p>
-    <w:p>
-      <w:pPr>
-        <w:jc w:val="both"/>
-      </w:pPr>
-    </w:p>
-    <w:p>
-      <w:pPr>
-        <w:pStyle w:val="ListParagraph"/>
-        <w:numPr>
-          <w:ilvl w:val="0"/>
-          <w:numId w:val="90"/>
-        </w:numPr>
-        <w:jc w:val="both"/>
-      </w:pPr>
-      <w:r>
-        <w:t>https://www.iea.org/reports/the-future-of-hydrogen</w:t>
-      </w:r>
-    </w:p>
-    <w:p>
-      <w:pPr>
-        <w:jc w:val="both"/>
-      </w:pPr>
-    </w:p>
-    <w:p>
-      <w:pPr>
-        <w:jc w:val="both"/>
-      </w:pPr>
-      <w:r>
-        <w:t>Input Parameters</w:t>
-      </w:r>
-    </w:p>
-    <w:p>
-      <w:pPr>
-        <w:jc w:val="both"/>
-      </w:pPr>
-    </w:p>
-    <w:p>
-      <w:pPr>
-        <w:pStyle w:val="ListParagraph"/>
-        <w:numPr>
-          <w:ilvl w:val="0"/>
-          <w:numId w:val="90"/>
-        </w:numPr>
-        <w:jc w:val="both"/>
-      </w:pPr>
-      <w:r>
-        <w:t>https://www.iaea.org</w:t>
-      </w:r>
-    </w:p>
-    <w:p>
-      <w:pPr>
-        <w:pStyle w:val="ListParagraph"/>
-        <w:numPr>
-          <w:ilvl w:val="0"/>
-          <w:numId w:val="90"/>
-        </w:numPr>
-        <w:jc w:val="both"/>
-      </w:pPr>
-      <w:r>
-        <w:t>https://www.iea.org</w:t>
-      </w:r>
-    </w:p>
-    <w:p>
-      <w:pPr>
-        <w:pStyle w:val="ListParagraph"/>
-        <w:numPr>
-          <w:ilvl w:val="0"/>
-          <w:numId w:val="90"/>
-        </w:numPr>
-        <w:jc w:val="both"/>
-      </w:pPr>
-      <w:r>
-        <w:t>https://www.irena.org</w:t>
-      </w:r>
-    </w:p>
-    <w:p>
-      <w:pPr>
-        <w:pStyle w:val="ListParagraph"/>
-        <w:numPr>
-          <w:ilvl w:val="0"/>
-          <w:numId w:val="90"/>
-        </w:numPr>
-        <w:jc w:val="both"/>
-      </w:pPr>
-      <w:r>
-        <w:t>https://www.ashrae.org</w:t>
-      </w:r>
-    </w:p>
-    <w:p>
-      <w:pPr>
-        <w:pStyle w:val="ListParagraph"/>
-        <w:numPr>
-          <w:ilvl w:val="0"/>
-          <w:numId w:val="90"/>
-        </w:numPr>
-        <w:jc w:val="both"/>
-      </w:pPr>
-      <w:r>
-        <w:t>https://www.nrel.gov</w:t>
-      </w:r>
-    </w:p>
-    <w:p>
-      <w:pPr>
-        <w:jc w:val="both"/>
-      </w:pPr>
-    </w:p>
-    <w:p>
-      <w:pPr>
-        <w:jc w:val="both"/>
-      </w:pPr>
-      <w:r>
-        <w:t>Mars Solar Energy Research</w:t>
-      </w:r>
-    </w:p>
-    <w:p>
-      <w:pPr>
-        <w:jc w:val="both"/>
-      </w:pPr>
-    </w:p>
-    <w:p>
-      <w:pPr>
-        <w:pStyle w:val="ListParagraph"/>
-        <w:numPr>
-          <w:ilvl w:val="0"/>
-          <w:numId w:val="90"/>
-        </w:numPr>
-        <w:jc w:val="both"/>
-      </w:pPr>
-      <w:r>
         <w:t>Patel, M. R., et al. (2016). “Solar energy on Mars: A data synthesis for equatorial sites.”</w:t>
       </w:r>
     </w:p>
@@ -26653,7 +26929,7 @@
 </file>
 
 <file path=word/numbering.xml><?xml version="1.0" encoding="utf-8"?>
-<w:numbering xmlns:wpc="http://schemas.microsoft.com/office/word/2010/wordprocessingCanvas" xmlns:cx="http://schemas.microsoft.com/office/drawing/2014/chartex" xmlns:cx1="http://schemas.microsoft.com/office/drawing/2015/9/8/chartex" xmlns:cx2="http://schemas.microsoft.com/office/drawing/2015/10/21/chartex" xmlns:cx3="http://schemas.microsoft.com/office/drawing/2016/5/9/chartex" xmlns:cx4="http://schemas.microsoft.com/office/drawing/2016/5/10/chartex" xmlns:cx5="http://schemas.microsoft.com/office/drawing/2016/5/11/chartex" xmlns:cx6="http://schemas.microsoft.com/office/drawing/2016/5/12/chartex" xmlns:cx7="http://schemas.microsoft.com/office/drawing/2016/5/13/chartex" xmlns:cx8="http://schemas.microsoft.com/office/drawing/2016/5/14/chartex" xmlns:mc="http://schemas.openxmlformats.org/markup-compatibility/2006" xmlns:aink="http://schemas.microsoft.com/office/drawing/2016/ink" xmlns:am3d="http://schemas.microsoft.com/office/drawing/2017/model3d" xmlns:o="urn:schemas-microsoft-com:office:office" xmlns:oel="http://schemas.microsoft.com/office/2019/extlst" xmlns:r="http://schemas.openxmlformats.org/officeDocument/2006/relationships" xmlns:m="http://schemas.openxmlformats.org/officeDocument/2006/math" xmlns:v="urn:schemas-microsoft-com:vml" xmlns:wp14="http://schemas.microsoft.com/office/word/2010/wordprocessingDrawing" xmlns:wp="http://schemas.openxmlformats.org/drawingml/2006/wordprocessingDrawing" xmlns:w10="urn:schemas-microsoft-com:office:word" xmlns:w="http://schemas.openxmlformats.org/wordprocessingml/2006/main" xmlns:w14="http://schemas.microsoft.com/office/word/2010/wordml" xmlns:w15="http://schemas.microsoft.com/office/word/2012/wordml" xmlns:w16cex="http://schemas.microsoft.com/office/word/2018/wordml/cex" xmlns:w16cid="http://schemas.microsoft.com/office/word/2016/wordml/cid" xmlns:w16="http://schemas.microsoft.com/office/word/2018/wordml" xmlns:w16du="http://schemas.microsoft.com/office/word/2023/wordml/word16du" xmlns:w16sdtdh="http://schemas.microsoft.com/office/word/2020/wordml/sdtdatahash" xmlns:w16se="http://schemas.microsoft.com/office/word/2015/wordml/symex" xmlns:wpg="http://schemas.microsoft.com/office/word/2010/wordprocessingGroup" xmlns:wpi="http://schemas.microsoft.com/office/word/2010/wordprocessingInk" xmlns:wne="http://schemas.microsoft.com/office/word/2006/wordml" xmlns:wps="http://schemas.microsoft.com/office/word/2010/wordprocessingShape" mc:Ignorable="w14 w15 w16se w16cid w16 w16cex w16sdtdh w16du wp14">
+<w:numbering xmlns:wpc="http://schemas.microsoft.com/office/word/2010/wordprocessingCanvas" xmlns:cx="http://schemas.microsoft.com/office/drawing/2014/chartex" xmlns:cx1="http://schemas.microsoft.com/office/drawing/2015/9/8/chartex" xmlns:cx2="http://schemas.microsoft.com/office/drawing/2015/10/21/chartex" xmlns:cx3="http://schemas.microsoft.com/office/drawing/2016/5/9/chartex" xmlns:cx4="http://schemas.microsoft.com/office/drawing/2016/5/10/chartex" xmlns:cx5="http://schemas.microsoft.com/office/drawing/2016/5/11/chartex" xmlns:cx6="http://schemas.microsoft.com/office/drawing/2016/5/12/chartex" xmlns:cx7="http://schemas.microsoft.com/office/drawing/2016/5/13/chartex" xmlns:cx8="http://schemas.microsoft.com/office/drawing/2016/5/14/chartex" xmlns:mc="http://schemas.openxmlformats.org/markup-compatibility/2006" xmlns:aink="http://schemas.microsoft.com/office/drawing/2016/ink" xmlns:am3d="http://schemas.microsoft.com/office/drawing/2017/model3d" xmlns:o="urn:schemas-microsoft-com:office:office" xmlns:oel="http://schemas.microsoft.com/office/2019/extlst" xmlns:r="http://schemas.openxmlformats.org/officeDocument/2006/relationships" xmlns:m="http://schemas.openxmlformats.org/officeDocument/2006/math" xmlns:v="urn:schemas-microsoft-com:vml" xmlns:wp14="http://schemas.microsoft.com/office/word/2010/wordprocessingDrawing" xmlns:wp="http://schemas.openxmlformats.org/drawingml/2006/wordprocessingDrawing" xmlns:w10="urn:schemas-microsoft-com:office:word" xmlns:w="http://schemas.openxmlformats.org/wordprocessingml/2006/main" xmlns:w14="http://schemas.microsoft.com/office/word/2010/wordml" xmlns:w15="http://schemas.microsoft.com/office/word/2012/wordml" xmlns:w16cex="http://schemas.microsoft.com/office/word/2018/wordml/cex" xmlns:w16cid="http://schemas.microsoft.com/office/word/2016/wordml/cid" xmlns:w16="http://schemas.microsoft.com/office/word/2018/wordml" xmlns:w16du="http://schemas.microsoft.com/office/word/2023/wordml/word16du" xmlns:w16sdtdh="http://schemas.microsoft.com/office/word/2020/wordml/sdtdatahash" xmlns:w16sdtfl="http://schemas.microsoft.com/office/word/2024/wordml/sdtformatlock" xmlns:w16se="http://schemas.microsoft.com/office/word/2015/wordml/symex" xmlns:wpg="http://schemas.microsoft.com/office/word/2010/wordprocessingGroup" xmlns:wpi="http://schemas.microsoft.com/office/word/2010/wordprocessingInk" xmlns:wne="http://schemas.microsoft.com/office/word/2006/wordml" xmlns:wps="http://schemas.microsoft.com/office/word/2010/wordprocessingShape" mc:Ignorable="w14 w15 w16se w16cid w16 w16cex w16sdtdh w16sdtfl w16du wp14">
   <w:abstractNum w:abstractNumId="0" w15:restartNumberingAfterBreak="0">
     <w:nsid w:val="04613966"/>
     <w:multiLevelType w:val="hybridMultilevel"/>
@@ -37225,7 +37501,7 @@
 </file>
 
 <file path=word/styles.xml><?xml version="1.0" encoding="utf-8"?>
-<w:styles xmlns:mc="http://schemas.openxmlformats.org/markup-compatibility/2006" xmlns:r="http://schemas.openxmlformats.org/officeDocument/2006/relationships" xmlns:w="http://schemas.openxmlformats.org/wordprocessingml/2006/main" xmlns:w14="http://schemas.microsoft.com/office/word/2010/wordml" xmlns:w15="http://schemas.microsoft.com/office/word/2012/wordml" xmlns:w16cex="http://schemas.microsoft.com/office/word/2018/wordml/cex" xmlns:w16cid="http://schemas.microsoft.com/office/word/2016/wordml/cid" xmlns:w16="http://schemas.microsoft.com/office/word/2018/wordml" xmlns:w16du="http://schemas.microsoft.com/office/word/2023/wordml/word16du" xmlns:w16sdtdh="http://schemas.microsoft.com/office/word/2020/wordml/sdtdatahash" xmlns:w16se="http://schemas.microsoft.com/office/word/2015/wordml/symex" mc:Ignorable="w14 w15 w16se w16cid w16 w16cex w16sdtdh w16du">
+<w:styles xmlns:mc="http://schemas.openxmlformats.org/markup-compatibility/2006" xmlns:r="http://schemas.openxmlformats.org/officeDocument/2006/relationships" xmlns:w="http://schemas.openxmlformats.org/wordprocessingml/2006/main" xmlns:w14="http://schemas.microsoft.com/office/word/2010/wordml" xmlns:w15="http://schemas.microsoft.com/office/word/2012/wordml" xmlns:w16cex="http://schemas.microsoft.com/office/word/2018/wordml/cex" xmlns:w16cid="http://schemas.microsoft.com/office/word/2016/wordml/cid" xmlns:w16="http://schemas.microsoft.com/office/word/2018/wordml" xmlns:w16du="http://schemas.microsoft.com/office/word/2023/wordml/word16du" xmlns:w16sdtdh="http://schemas.microsoft.com/office/word/2020/wordml/sdtdatahash" xmlns:w16sdtfl="http://schemas.microsoft.com/office/word/2024/wordml/sdtformatlock" xmlns:w16se="http://schemas.microsoft.com/office/word/2015/wordml/symex" mc:Ignorable="w14 w15 w16se w16cid w16 w16cex w16sdtdh w16sdtfl w16du">
   <w:docDefaults>
     <w:rPrDefault>
       <w:rPr>
@@ -37233,7 +37509,7 @@
         <w:kern w:val="2"/>
         <w:sz w:val="24"/>
         <w:szCs w:val="24"/>
-        <w:lang w:val="en-IT" w:eastAsia="en-US" w:bidi="ar-SA"/>
+        <w:lang w:eastAsia="en-US" w:bidi="ar-SA"/>
         <w14:ligatures w14:val="standardContextual"/>
       </w:rPr>
     </w:rPrDefault>
@@ -37823,6 +38099,7 @@
   <w:style w:type="character" w:default="1" w:styleId="DefaultParagraphFont">
     <w:name w:val="Default Paragraph Font"/>
     <w:uiPriority w:val="1"/>
+    <w:semiHidden/>
     <w:unhideWhenUsed/>
   </w:style>
   <w:style w:type="table" w:default="1" w:styleId="TableNormal">
